--- a/Pemodelan-Computer-Aided-Design/Modul-Word/Modul-1-Pengenalan-FreeCAD-dan-Menggambar-2D.docx
+++ b/Pemodelan-Computer-Aided-Design/Modul-Word/Modul-1-Pengenalan-FreeCAD-dan-Menggambar-2D.docx
@@ -3707,7 +3707,7 @@
       <w:r>
         <w:drawing>
           <wp:inline xmlns:a="http://schemas.openxmlformats.org/drawingml/2006/main" xmlns:pic="http://schemas.openxmlformats.org/drawingml/2006/picture">
-            <wp:extent cx="5400000" cy="2418690"/>
+            <wp:extent cx="5400000" cy="2450590"/>
             <wp:docPr id="1858245149" name="Picture 1858245149"/>
             <wp:cNvGraphicFramePr>
               <a:graphicFrameLocks noChangeAspect="1"/>
@@ -3728,7 +3728,7 @@
                   <pic:spPr>
                     <a:xfrm>
                       <a:off x="0" y="0"/>
-                      <a:ext cx="5400000" cy="2418690"/>
+                      <a:ext cx="5400000" cy="2450590"/>
                     </a:xfrm>
                     <a:prstGeom prst="rect"/>
                   </pic:spPr>
@@ -11821,6 +11821,62 @@
     </w:p>
     <w:p>
       <w:pPr>
+        <w:keepNext/>
+        <w:spacing w:after="80"/>
+        <w:jc w:val="center"/>
+      </w:pPr>
+      <w:r>
+        <w:drawing>
+          <wp:inline xmlns:a="http://schemas.openxmlformats.org/drawingml/2006/main" xmlns:pic="http://schemas.openxmlformats.org/drawingml/2006/picture">
+            <wp:extent cx="5400000" cy="2750026"/>
+            <wp:docPr id="1858245154" name="Picture 1858245154"/>
+            <wp:cNvGraphicFramePr>
+              <a:graphicFrameLocks noChangeAspect="1"/>
+            </wp:cNvGraphicFramePr>
+            <a:graphic>
+              <a:graphicData uri="http://schemas.openxmlformats.org/drawingml/2006/picture">
+                <pic:pic>
+                  <pic:nvPicPr>
+                    <pic:cNvPr id="0" name="m1-g7.png"/>
+                    <pic:cNvPicPr/>
+                  </pic:nvPicPr>
+                  <pic:blipFill>
+                    <a:blip r:embed="rId37"/>
+                    <a:stretch>
+                      <a:fillRect/>
+                    </a:stretch>
+                  </pic:blipFill>
+                  <pic:spPr>
+                    <a:xfrm>
+                      <a:off x="0" y="0"/>
+                      <a:ext cx="5400000" cy="2750026"/>
+                    </a:xfrm>
+                    <a:prstGeom prst="rect"/>
+                  </pic:spPr>
+                </pic:pic>
+              </a:graphicData>
+            </a:graphic>
+          </wp:inline>
+        </w:drawing>
+      </w:r>
+    </w:p>
+    <w:p>
+      <w:pPr>
+        <w:spacing w:after="200" w:line="276" w:lineRule="auto"/>
+        <w:jc w:val="center"/>
+      </w:pPr>
+      <w:r>
+        <w:rPr>
+          <w:rFonts w:ascii="Arial" w:hAnsi="Arial" w:eastAsia="Arial" w:cs="Arial"/>
+          <w:b/>
+          <w:i w:val="0"/>
+          <w:sz w:val="20"/>
+        </w:rPr>
+        <w:t>Gambar 7 — Benda kerja praktik terbimbing: pelat berlubang. Pandangan atas pada bidang Top (XY), satuan mm. Sudut kiri-bawah pelat berada di titik asal (0, 0); ukuran pelat diketik pada langkah 3, pusat dan radius kedua lubang pada langkah 4, lalu kedua lubang dibuang dengan Cut pada langkah 5.</w:t>
+      </w:r>
+    </w:p>
+    <w:p>
+      <w:pPr>
         <w:spacing w:line="360" w:lineRule="auto" w:after="60"/>
         <w:ind w:left="425" w:hanging="227"/>
       </w:pPr>
@@ -14312,7 +14368,7 @@
         <w:drawing>
           <wp:inline xmlns:a="http://schemas.openxmlformats.org/drawingml/2006/main" xmlns:pic="http://schemas.openxmlformats.org/drawingml/2006/picture">
             <wp:extent cx="4680000" cy="2069564"/>
-            <wp:docPr id="1858245154" name="Picture 1858245154"/>
+            <wp:docPr id="1858245155" name="Picture 1858245155"/>
             <wp:cNvGraphicFramePr>
               <a:graphicFrameLocks noChangeAspect="1"/>
             </wp:cNvGraphicFramePr>
@@ -14324,7 +14380,7 @@
                     <pic:cNvPicPr/>
                   </pic:nvPicPr>
                   <pic:blipFill>
-                    <a:blip r:embed="rId37"/>
+                    <a:blip r:embed="rId38"/>
                     <a:stretch>
                       <a:fillRect/>
                     </a:stretch>
@@ -14401,7 +14457,7 @@
         <w:drawing>
           <wp:inline xmlns:a="http://schemas.openxmlformats.org/drawingml/2006/main" xmlns:pic="http://schemas.openxmlformats.org/drawingml/2006/picture">
             <wp:extent cx="4680000" cy="2276844"/>
-            <wp:docPr id="1858245155" name="Picture 1858245155"/>
+            <wp:docPr id="1858245156" name="Picture 1858245156"/>
             <wp:cNvGraphicFramePr>
               <a:graphicFrameLocks noChangeAspect="1"/>
             </wp:cNvGraphicFramePr>
@@ -14413,7 +14469,7 @@
                     <pic:cNvPicPr/>
                   </pic:nvPicPr>
                   <pic:blipFill>
-                    <a:blip r:embed="rId38"/>
+                    <a:blip r:embed="rId39"/>
                     <a:stretch>
                       <a:fillRect/>
                     </a:stretch>
@@ -14490,7 +14546,7 @@
         <w:drawing>
           <wp:inline xmlns:a="http://schemas.openxmlformats.org/drawingml/2006/main" xmlns:pic="http://schemas.openxmlformats.org/drawingml/2006/picture">
             <wp:extent cx="4680000" cy="2069564"/>
-            <wp:docPr id="1858245156" name="Picture 1858245156"/>
+            <wp:docPr id="1858245157" name="Picture 1858245157"/>
             <wp:cNvGraphicFramePr>
               <a:graphicFrameLocks noChangeAspect="1"/>
             </wp:cNvGraphicFramePr>
@@ -14502,7 +14558,7 @@
                     <pic:cNvPicPr/>
                   </pic:nvPicPr>
                   <pic:blipFill>
-                    <a:blip r:embed="rId39"/>
+                    <a:blip r:embed="rId40"/>
                     <a:stretch>
                       <a:fillRect/>
                     </a:stretch>
@@ -14579,7 +14635,7 @@
         <w:drawing>
           <wp:inline xmlns:a="http://schemas.openxmlformats.org/drawingml/2006/main" xmlns:pic="http://schemas.openxmlformats.org/drawingml/2006/picture">
             <wp:extent cx="4680000" cy="2124623"/>
-            <wp:docPr id="1858245157" name="Picture 1858245157"/>
+            <wp:docPr id="1858245158" name="Picture 1858245158"/>
             <wp:cNvGraphicFramePr>
               <a:graphicFrameLocks noChangeAspect="1"/>
             </wp:cNvGraphicFramePr>
@@ -14591,7 +14647,7 @@
                     <pic:cNvPicPr/>
                   </pic:nvPicPr>
                   <pic:blipFill>
-                    <a:blip r:embed="rId40"/>
+                    <a:blip r:embed="rId41"/>
                     <a:stretch>
                       <a:fillRect/>
                     </a:stretch>
@@ -14668,7 +14724,7 @@
         <w:drawing>
           <wp:inline xmlns:a="http://schemas.openxmlformats.org/drawingml/2006/main" xmlns:pic="http://schemas.openxmlformats.org/drawingml/2006/picture">
             <wp:extent cx="4680000" cy="2069564"/>
-            <wp:docPr id="1858245158" name="Picture 1858245158"/>
+            <wp:docPr id="1858245159" name="Picture 1858245159"/>
             <wp:cNvGraphicFramePr>
               <a:graphicFrameLocks noChangeAspect="1"/>
             </wp:cNvGraphicFramePr>
@@ -14680,7 +14736,7 @@
                     <pic:cNvPicPr/>
                   </pic:nvPicPr>
                   <pic:blipFill>
-                    <a:blip r:embed="rId41"/>
+                    <a:blip r:embed="rId42"/>
                     <a:stretch>
                       <a:fillRect/>
                     </a:stretch>

--- a/Pemodelan-Computer-Aided-Design/Modul-Word/Modul-1-Pengenalan-FreeCAD-dan-Menggambar-2D.docx
+++ b/Pemodelan-Computer-Aided-Design/Modul-Word/Modul-1-Pengenalan-FreeCAD-dan-Menggambar-2D.docx
@@ -9271,7 +9271,7 @@
           <w:i w:val="0"/>
           <w:sz w:val="20"/>
         </w:rPr>
-        <w:t>Gambar 6 — Titik berat profil L sebagai gabungan dua persegi panjang. Profil L 100 × 80 mm dengan tebal 15 mm dibagi menjadi dua persegi panjang; titik berat gabungan adalah rata-rata tertimbang luas.</w:t>
+        <w:t>Gambar 5 — Titik berat profil L sebagai gabungan dua persegi panjang. Profil L 100 × 80 mm dengan tebal 15 mm dibagi menjadi dua persegi panjang; titik berat gabungan adalah rata-rata tertimbang luas.</w:t>
       </w:r>
     </w:p>
     <w:p>
@@ -10838,7 +10838,7 @@
           <w:i w:val="0"/>
           <w:sz w:val="20"/>
         </w:rPr>
-        <w:t>Gambar 5 — Isi berkas .FCStd dan alur penyimpanan. Berkas FreeCAD adalah arsip ZIP berisi XML dokumen dan geometri BREP; berkas turunan (DXF, STEP) hanya memuat geometri tanpa riwayat.</w:t>
+        <w:t>Gambar 6 — Isi berkas .FCStd dan alur penyimpanan. Berkas FreeCAD adalah arsip ZIP berisi XML dokumen dan geometri BREP; berkas turunan (DXF, STEP) hanya memuat geometri tanpa riwayat.</w:t>
       </w:r>
     </w:p>
     <w:p>

--- a/Pemodelan-Computer-Aided-Design/Modul-Word/Modul-1-Pengenalan-FreeCAD-dan-Menggambar-2D.docx
+++ b/Pemodelan-Computer-Aided-Design/Modul-Word/Modul-1-Pengenalan-FreeCAD-dan-Menggambar-2D.docx
@@ -12910,7 +12910,61 @@
           <w:i w:val="0"/>
           <w:sz w:val="21"/>
         </w:rPr>
-        <w:t>. Berkas boleh diganti selama tugas belum dikirim; setelah dikirim, berkas dan angka terkunci. Berkas yang terunggah tanpa angka yang benar mendapat partial 0,5 poin.</w:t>
+        <w:t xml:space="preserve">. Server membaca geometri berkas Anda: angka yang tidak ada di model ditolak dan </w:t>
+      </w:r>
+      <w:r>
+        <w:rPr>
+          <w:rFonts w:ascii="Arial" w:hAnsi="Arial" w:eastAsia="Arial" w:cs="Arial"/>
+          <w:b/>
+          <w:i w:val="0"/>
+          <w:sz w:val="21"/>
+        </w:rPr>
+        <w:t>tidak dihitung</w:t>
+      </w:r>
+      <w:r>
+        <w:rPr>
+          <w:rFonts w:ascii="Arial" w:hAnsi="Arial" w:eastAsia="Arial" w:cs="Arial"/>
+          <w:b w:val="0"/>
+          <w:i w:val="0"/>
+          <w:sz w:val="21"/>
+        </w:rPr>
+        <w:t xml:space="preserve">, jadi bacalah angkanya dari model yang diunggah. Bila kiriman dinilai salah, tugas </w:t>
+      </w:r>
+      <w:r>
+        <w:rPr>
+          <w:rFonts w:ascii="Arial" w:hAnsi="Arial" w:eastAsia="Arial" w:cs="Arial"/>
+          <w:b/>
+          <w:i w:val="0"/>
+          <w:sz w:val="21"/>
+        </w:rPr>
+        <w:t>tidak terkunci</w:t>
+      </w:r>
+      <w:r>
+        <w:rPr>
+          <w:rFonts w:ascii="Arial" w:hAnsi="Arial" w:eastAsia="Arial" w:cs="Arial"/>
+          <w:b w:val="0"/>
+          <w:i w:val="0"/>
+          <w:sz w:val="21"/>
+        </w:rPr>
+        <w:t xml:space="preserve">: perbaiki model, unggah ulang, lalu kirim ulang (tanpa batas); kiriman benar setelah pernah salah bernilai </w:t>
+      </w:r>
+      <w:r>
+        <w:rPr>
+          <w:rFonts w:ascii="Arial" w:hAnsi="Arial" w:eastAsia="Arial" w:cs="Arial"/>
+          <w:b/>
+          <w:i w:val="0"/>
+          <w:sz w:val="21"/>
+        </w:rPr>
+        <w:t>65%</w:t>
+      </w:r>
+      <w:r>
+        <w:rPr>
+          <w:rFonts w:ascii="Arial" w:hAnsi="Arial" w:eastAsia="Arial" w:cs="Arial"/>
+          <w:b w:val="0"/>
+          <w:i w:val="0"/>
+          <w:sz w:val="21"/>
+        </w:rPr>
+        <w:t xml:space="preserve"> dari poin tugas.</w:t>
       </w:r>
     </w:p>
     <w:p>

--- a/Pemodelan-Computer-Aided-Design/Modul-Word/Modul-1-Pengenalan-FreeCAD-dan-Menggambar-2D.docx
+++ b/Pemodelan-Computer-Aided-Design/Modul-Word/Modul-1-Pengenalan-FreeCAD-dan-Menggambar-2D.docx
@@ -2865,7 +2865,9 @@
           <w:color w:val="1F3864"/>
           <w:sz w:val="28"/>
         </w:rPr>
-        <w:t>APA ITU CAD DAN MENGAPA FREECAD</w:t>
+        <w:t>APA ITU CAD</w:t>
+        <w:br/>
+        <w:t>DAN MENGAPA FREECAD</w:t>
       </w:r>
     </w:p>
     <w:p>
@@ -3680,7 +3682,9 @@
           <w:color w:val="1F3864"/>
           <w:sz w:val="28"/>
         </w:rPr>
-        <w:t>ANTARMUKA FREECAD</w:t>
+        <w:t>ANTARMUKA</w:t>
+        <w:br/>
+        <w:t>FREECAD</w:t>
       </w:r>
     </w:p>
     <w:p>
@@ -4521,7 +4525,9 @@
           <w:color w:val="1F3864"/>
           <w:sz w:val="28"/>
         </w:rPr>
-        <w:t>WORKBENCH DAN PENGATURAN WORKSPACE</w:t>
+        <w:t>WORKBENCH DAN</w:t>
+        <w:br/>
+        <w:t>PENGATURAN WORKSPACE</w:t>
       </w:r>
     </w:p>
     <w:p>
@@ -5445,7 +5451,9 @@
           <w:color w:val="1F3864"/>
           <w:sz w:val="28"/>
         </w:rPr>
-        <w:t>NAVIGASI PANDANGAN DAN PERINTAH DASAR</w:t>
+        <w:t>NAVIGASI PANDANGAN</w:t>
+        <w:br/>
+        <w:t>DAN PERINTAH DASAR</w:t>
       </w:r>
     </w:p>
     <w:p>
@@ -6559,7 +6567,9 @@
           <w:color w:val="1F3864"/>
           <w:sz w:val="28"/>
         </w:rPr>
-        <w:t>SISTEM KOORDINAT DAN BIDANG KERJA</w:t>
+        <w:t>SISTEM KOORDINAT</w:t>
+        <w:br/>
+        <w:t>DAN BIDANG KERJA</w:t>
       </w:r>
     </w:p>
     <w:p>
@@ -7404,7 +7414,9 @@
           <w:color w:val="1F3864"/>
           <w:sz w:val="28"/>
         </w:rPr>
-        <w:t>MENGGAMBAR OBJEK 2D DENGAN DRAFT WORKBENCH</w:t>
+        <w:t>MENGGAMBAR OBJEK 2D</w:t>
+        <w:br/>
+        <w:t>DENGAN DRAFT WORKBENCH</w:t>
       </w:r>
     </w:p>
     <w:p>
@@ -9200,7 +9212,9 @@
           <w:color w:val="1F3864"/>
           <w:sz w:val="28"/>
         </w:rPr>
-        <w:t>MEMBACA PROPERTI GEOMETRI DARI MODEL</w:t>
+        <w:t>MEMBACA PROPERTI</w:t>
+        <w:br/>
+        <w:t>GEOMETRI DARI MODEL</w:t>
       </w:r>
     </w:p>
     <w:p>
@@ -10767,7 +10781,9 @@
           <w:color w:val="1F3864"/>
           <w:sz w:val="28"/>
         </w:rPr>
-        <w:t>MANAJEMEN BERKAS DAN FORMAT PERTUKARAN</w:t>
+        <w:t>MANAJEMEN BERKAS</w:t>
+        <w:br/>
+        <w:t>DAN FORMAT PERTUKARAN</w:t>
       </w:r>
     </w:p>
     <w:p>
@@ -11801,7 +11817,9 @@
           <w:color w:val="1F3864"/>
           <w:sz w:val="28"/>
         </w:rPr>
-        <w:t>PRAKTIK TERBIMBING: PELAT BERLUBANG</w:t>
+        <w:t>PRAKTIK TERBIMBING:</w:t>
+        <w:br/>
+        <w:t>PELAT BERLUBANG</w:t>
       </w:r>
     </w:p>
     <w:p>

--- a/Pemodelan-Computer-Aided-Design/Modul-Word/Modul-1-Pengenalan-FreeCAD-dan-Menggambar-2D.docx
+++ b/Pemodelan-Computer-Aided-Design/Modul-Word/Modul-1-Pengenalan-FreeCAD-dan-Menggambar-2D.docx
@@ -12079,7 +12079,7 @@
           <w:i w:val="0"/>
           <w:sz w:val="22"/>
         </w:rPr>
-        <w:t xml:space="preserve">Draft → Rectangle. Ketik 0 ⏎ 0 ⏎ 0 ⏎ untuk sudut pertama, lalu masukkan Length 120 dan Height 60 pada panel Tasks. Di tab Data, pastikan </w:t>
+        <w:t xml:space="preserve">Draft → Rectangle. Ketik 0 ⏎ 0 ⏎ 0 ⏎ untuk sudut pertama, lalu untuk sudut kedua (relatif terhadap sudut pertama) ketik ΔX 120 ⏎ ΔY 60 ⏎ ΔZ 0 ⏎ pada panel Tasks. Di tab Data, pastikan </w:t>
       </w:r>
       <w:r>
         <w:rPr>
@@ -12181,7 +12181,25 @@
           <w:i w:val="0"/>
           <w:sz w:val="22"/>
         </w:rPr>
-        <w:t>. Pilih Rectangle, Ctrl+klik Circle → Part → Boolean → Cut. Pilih Cut, Ctrl+klik Circle001 → Cut lagi. Hasil: Cut001.</w:t>
+        <w:t xml:space="preserve">. Pilih Rectangle, Ctrl+klik Circle → Part → Boolean → Cut. Bila muncul peringatan </w:t>
+      </w:r>
+      <w:r>
+        <w:rPr>
+          <w:rFonts w:ascii="Arial" w:hAnsi="Arial" w:eastAsia="Arial" w:cs="Arial"/>
+          <w:b w:val="0"/>
+          <w:i/>
+          <w:sz w:val="22"/>
+        </w:rPr>
+        <w:t>Non-solids selected</w:t>
+      </w:r>
+      <w:r>
+        <w:rPr>
+          <w:rFonts w:ascii="Arial" w:hAnsi="Arial" w:eastAsia="Arial" w:cs="Arial"/>
+          <w:b w:val="0"/>
+          <w:i w:val="0"/>
+          <w:sz w:val="22"/>
+        </w:rPr>
+        <w:t>, pilih Yes. Pilih Cut, Ctrl+klik Circle001 → Cut lagi. Hasil: Cut001.</w:t>
       </w:r>
     </w:p>
     <w:p>
